--- a/ENCYCLOPAEDIA/AGRICULTURE.docx
+++ b/ENCYCLOPAEDIA/AGRICULTURE.docx
@@ -36,6 +36,19 @@
           <w:lang w:val="en-US"/>
         </w:rPr>
         <w:t>e process of growing and harvesting plants for either consumption or selling. It developed during the Neolithic Period, and has allowed society to settle.</w:t>
+      </w:r>
+    </w:p>
+    <w:p>
+      <w:pPr>
+        <w:rPr>
+          <w:lang w:val="en-US"/>
+        </w:rPr>
+      </w:pPr>
+      <w:r>
+        <w:rPr>
+          <w:lang w:val="en-US"/>
+        </w:rPr>
+        <w:t>The process requires fertile, hydrated soil and sunlight. First, the seeds are sown in plowed areas and are then given substances to grow. Later, it is harvested for food or commercial purposes.</w:t>
       </w:r>
     </w:p>
     <w:sectPr>
